--- a/papers/itssi_xai_2026/review_1/065_рец_1.docx
+++ b/papers/itssi_xai_2026/review_1/065_рец_1.docx
@@ -45479,7 +45479,7 @@
           <w:highlight w:val="cyan"/>
           <w:lang w:val="ru-RU"/>
         </w:rPr>
-        <w:t xml:space="preserve">Автор використовував інструменти ШІ (Anthropic Claude Opus 5, ID моделі "claude-opus-5", доступ через Anthropic API) на двох етапах підготовки цього рукопису. (1) Попередній доменний аналіз — запити щодо суміжних областей (відстань редагування графа, структурне розпізнавання образів, маловибіркове навчання, post-hoc пояснюваність) для окреслення суміжного кола робіт. Кожне запропоноване ШІ твердження автор незалежно перевіряв за першоджерелами перед включенням. (2) Пошук літератури — генерація списків кандидатів-посилань, які потім були перевірені автором через Crossref / OpenAlex / Scopus на DOI, ідентичність авторів і метадані публікації перед включенням у цитування.</w:t>
+        <w:t xml:space="preserve">Автор використовував інструменти ШІ (Anthropic Claude Opus 5, ID моделі "claude-opus-5", доступ через Anthropic API) на двох етапах підготовки цього рукопису. (1) Попередній доменний аналіз — запити щодо суміжних областей (відстань редагування графа, структурне розпізнавання образів, маловибіркове навчання, post-hoc пояснюваність) для окреслення суміжного кола робіт. Кожне запропоноване ШІ твердження автор незалежно перевіряв за першоджерелами перед включенням. (2) Пошук літератури — генерація списків кандидатів-посилань, які потім були перевірені автором через Crossref / OpenAlex / Scopus на DOI, ідентичність авторів і метадані публікації перед включенням у цитування. Використання інструментів ШІ не вплинуло на результати та висновки дослідження.</w:t>
       </w:r>
     </w:p>
     <w:p>

--- a/papers/itssi_xai_2026/review_1/065_рец_1.docx
+++ b/papers/itssi_xai_2026/review_1/065_рец_1.docx
@@ -4742,7 +4742,7 @@
           <w:highlight w:val="cyan"/>
           <w:lang w:val="ru-RU"/>
         </w:rPr>
-        <w:t xml:space="preserve">Зображення подано графами з вузлами двох типів і 13 ознаками. Із 76 вручну відібраних оригіналів, розширених до 805 зразків, сформовано 13 концептів-атракторів. У класифікації за відстанню редагування графів вузькі інтервали ознак важать більше. Фільтр повноти контуру допустив 8 707 із 10 000 зображень. Точність становить 91,13 %; зважені влучність, повнота і F-міра дорівнюють 91,92 %, 91,13 % і 91,34 %. </w:t>
+        <w:t xml:space="preserve">Зображення подано графами з вузлами двох типів, точками й векторами, і 13 ознаками. Із 76 вручну відібраних оригіналів, розширених до 805 зразків, одним проходом структурної редукції сформовано 13 концептів-атракторів для 10 класів, по 3–12 вузлів кожний. У класифікації за відстанню редагування графів вузькі інтервали ознак важать більше. Фільтр повноти контуру допустив 8 707 із 10 000 зображень; частка збережених зображень класу коливається від 59,75 % до 99,47 %. Точність становить 91,13 %; зважені влучність, повнота і F-міра дорівнюють 91,92 %, 91,13 % і 91,34 %. Найчастіше система сплутує цифру 2 з цифрою 7: 111 випадків із 770 помилкових рішень. </w:t>
       </w:r>
       <w:r>
         <w:rPr>
@@ -46664,7 +46664,7 @@
         <w:rPr>
           <w:highlight w:val="cyan"/>
         </w:rPr>
-        <w:t xml:space="preserve">Images were represented as graphs with two node types and 13 features. Thirteen concept attractors were formed from 76 manually selected sources expanded to 805 images. In classification on graph edit distance, narrow feature intervals weigh more. The contour-completeness filter admitted 8,707 of 10,000 images. Accuracy is 91.13 %; support-weighted precision, recall, and F-measure are 91.92 %, 91.13 %, and 91.34 %. </w:t>
+        <w:t xml:space="preserve">Images were represented as graphs with two node types, points and vectors, and 13 features. In a single pass of structural reduction, thirteen concept attractors for 10 classes, with 3 to 12 nodes each, were formed from 76 manually selected sources expanded to 805 images. In classification on graph edit distance, narrow feature intervals weigh more. The contour-completeness filter admitted 8,707 of 10,000 images; the share of retained images per class ranges from 59.75 % to 99.47 %. Accuracy is 91.13 %; support-weighted precision, recall, and F-measure are 91.92 %, 91.13 %, and 91.34 %. The most frequent error is digit 2 classified as digit 7: 111 of the 770 erroneous decisions. </w:t>
       </w:r>
       <w:r>
         <w:t xml:space="preserve">An archived replay gives one numerical chain from edit operations to the final score. </w:t>
